--- a/Keuzendeel Digitale Vaardigheden Dumitru Godoroja Garantii.docx
+++ b/Keuzendeel Digitale Vaardigheden Dumitru Godoroja Garantii.docx
@@ -10,7 +10,6 @@
           <w:docPartUnique/>
         </w:docPartObj>
       </w:sdtPr>
-      <w:sdtEndPr/>
       <w:sdtContent>
         <w:p>
           <w:r>
@@ -267,7 +266,7 @@
               </mc:Choice>
               <mc:Fallback>
                 <w:pict>
-                  <v:group w14:anchorId="3C3C39E6" id="Groep 48" o:spid="_x0000_s1026" style="position:absolute;margin-left:0;margin-top:0;width:8in;height:95.7pt;z-index:251658245;mso-width-percent:941;mso-height-percent:121;mso-top-percent:23;mso-position-horizontal:center;mso-position-horizontal-relative:page;mso-position-vertical-relative:page;mso-width-percent:941;mso-height-percent:121;mso-top-percent:23" coordorigin="" coordsize="73152,12161" o:gfxdata="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">
+                  <v:group w14:anchorId="686FBBB0" id="Groep 48" o:spid="_x0000_s1026" style="position:absolute;margin-left:0;margin-top:0;width:8in;height:95.7pt;z-index:251658245;mso-width-percent:941;mso-height-percent:121;mso-top-percent:23;mso-position-horizontal:center;mso-position-horizontal-relative:page;mso-position-vertical-relative:page;mso-width-percent:941;mso-height-percent:121;mso-top-percent:23" coordorigin="" coordsize="73152,12161" o:gfxdata="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">
                     <v:shape id="Rechthoek 51" o:spid="_x0000_s1027" style="position:absolute;width:73152;height:11303;visibility:visible;mso-wrap-style:square;v-text-anchor:middle" coordsize="7312660,1129665" o:gfxdata="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" path="m,l7312660,r,1129665l3619500,733425,,1091565,,xe" fillcolor="#156082 [3204]" stroked="f" strokeweight="1pt">
                       <v:stroke joinstyle="miter"/>
                       <v:path arrowok="t" o:connecttype="custom" o:connectlocs="0,0;7315200,0;7315200,1130373;3620757,733885;0,1092249;0,0" o:connectangles="0,0,0,0,0,0"/>
@@ -344,7 +343,7 @@
                           </wps:style>
                           <wps:txbx>
                             <w:txbxContent>
-                              <w:bookmarkStart w:id="0" w:name="_Toc230079318" w:displacedByCustomXml="next"/>
+                              <w:bookmarkStart w:id="0" w:name="_Toc230165656" w:displacedByCustomXml="next"/>
                               <w:sdt>
                                 <w:sdtPr>
                                   <w:rPr>
@@ -358,7 +357,6 @@
                                   <w:dataBinding w:prefixMappings="xmlns:ns0='http://purl.org/dc/elements/1.1/' xmlns:ns1='http://schemas.openxmlformats.org/package/2006/metadata/core-properties' " w:xpath="/ns1:coreProperties[1]/ns0:creator[1]" w:storeItemID="{6C3C8BC8-F283-45AE-878A-BAB7291924A1}"/>
                                   <w:text/>
                                 </w:sdtPr>
-                                <w:sdtEndPr/>
                                 <w:sdtContent>
                                   <w:p>
                                     <w:pPr>
@@ -411,7 +409,7 @@
                   <v:shape id="Tekstvak 49" o:spid="_x0000_s1026" type="#_x0000_t202" style="position:absolute;margin-left:0;margin-top:0;width:8in;height:1in;z-index:251658243;visibility:visible;mso-wrap-style:square;mso-width-percent:941;mso-height-percent:92;mso-top-percent:818;mso-wrap-distance-left:9pt;mso-wrap-distance-top:0;mso-wrap-distance-right:9pt;mso-wrap-distance-bottom:0;mso-position-horizontal:center;mso-position-horizontal-relative:page;mso-position-vertical-relative:page;mso-width-percent:941;mso-height-percent:92;mso-top-percent:818;mso-width-relative:page;mso-height-relative:page;v-text-anchor:bottom" o:gfxdata="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" filled="f" stroked="f" strokeweight=".5pt">
                     <v:textbox inset="126pt,0,54pt,0">
                       <w:txbxContent>
-                        <w:bookmarkStart w:id="1" w:name="_Toc230079318" w:displacedByCustomXml="next"/>
+                        <w:bookmarkStart w:id="1" w:name="_Toc230165656" w:displacedByCustomXml="next"/>
                         <w:sdt>
                           <w:sdtPr>
                             <w:rPr>
@@ -425,7 +423,6 @@
                             <w:dataBinding w:prefixMappings="xmlns:ns0='http://purl.org/dc/elements/1.1/' xmlns:ns1='http://schemas.openxmlformats.org/package/2006/metadata/core-properties' " w:xpath="/ns1:coreProperties[1]/ns0:creator[1]" w:storeItemID="{6C3C8BC8-F283-45AE-878A-BAB7291924A1}"/>
                             <w:text/>
                           </w:sdtPr>
-                          <w:sdtEndPr/>
                           <w:sdtContent>
                             <w:p>
                               <w:pPr>
@@ -659,7 +656,6 @@
                                     <w:dataBinding w:prefixMappings="xmlns:ns0='http://purl.org/dc/elements/1.1/' xmlns:ns1='http://schemas.openxmlformats.org/package/2006/metadata/core-properties' " w:xpath="/ns1:coreProperties[1]/ns0:title[1]" w:storeItemID="{6C3C8BC8-F283-45AE-878A-BAB7291924A1}"/>
                                     <w:text w:multiLine="1"/>
                                   </w:sdtPr>
-                                  <w:sdtEndPr/>
                                   <w:sdtContent>
                                     <w:r>
                                       <w:rPr>
@@ -686,7 +682,6 @@
                                   <w:dataBinding w:prefixMappings="xmlns:ns0='http://purl.org/dc/elements/1.1/' xmlns:ns1='http://schemas.openxmlformats.org/package/2006/metadata/core-properties' " w:xpath="/ns1:coreProperties[1]/ns0:subject[1]" w:storeItemID="{6C3C8BC8-F283-45AE-878A-BAB7291924A1}"/>
                                   <w:text/>
                                 </w:sdtPr>
-                                <w:sdtEndPr/>
                                 <w:sdtContent>
                                   <w:p>
                                     <w:pPr>
@@ -757,7 +752,6 @@
                               <w:dataBinding w:prefixMappings="xmlns:ns0='http://purl.org/dc/elements/1.1/' xmlns:ns1='http://schemas.openxmlformats.org/package/2006/metadata/core-properties' " w:xpath="/ns1:coreProperties[1]/ns0:title[1]" w:storeItemID="{6C3C8BC8-F283-45AE-878A-BAB7291924A1}"/>
                               <w:text w:multiLine="1"/>
                             </w:sdtPr>
-                            <w:sdtEndPr/>
                             <w:sdtContent>
                               <w:r>
                                 <w:rPr>
@@ -784,7 +778,6 @@
                             <w:dataBinding w:prefixMappings="xmlns:ns0='http://purl.org/dc/elements/1.1/' xmlns:ns1='http://schemas.openxmlformats.org/package/2006/metadata/core-properties' " w:xpath="/ns1:coreProperties[1]/ns0:subject[1]" w:storeItemID="{6C3C8BC8-F283-45AE-878A-BAB7291924A1}"/>
                             <w:text/>
                           </w:sdtPr>
-                          <w:sdtEndPr/>
                           <w:sdtContent>
                             <w:p>
                               <w:pPr>
@@ -876,7 +869,7 @@
           <w:r>
             <w:fldChar w:fldCharType="separate"/>
           </w:r>
-          <w:hyperlink w:anchor="_Toc230079318" w:history="1">
+          <w:hyperlink w:anchor="_Toc230165656" w:history="1">
             <w:r>
               <w:rPr>
                 <w:rStyle w:val="Hyperlink"/>
@@ -903,7 +896,7 @@
                 <w:noProof/>
                 <w:webHidden/>
               </w:rPr>
-              <w:instrText xml:space="preserve"> PAGEREF _Toc230079318 \h </w:instrText>
+              <w:instrText xml:space="preserve"> PAGEREF _Toc230165656 \h </w:instrText>
             </w:r>
             <w:r>
               <w:rPr>
@@ -946,7 +939,7 @@
               <w:lang w:eastAsia="nl-NL"/>
             </w:rPr>
           </w:pPr>
-          <w:hyperlink w:anchor="_Toc230079319" w:history="1">
+          <w:hyperlink w:anchor="_Toc230165657" w:history="1">
             <w:r>
               <w:rPr>
                 <w:rStyle w:val="Hyperlink"/>
@@ -973,7 +966,7 @@
                 <w:noProof/>
                 <w:webHidden/>
               </w:rPr>
-              <w:instrText xml:space="preserve"> PAGEREF _Toc230079319 \h </w:instrText>
+              <w:instrText xml:space="preserve"> PAGEREF _Toc230165657 \h </w:instrText>
             </w:r>
             <w:r>
               <w:rPr>
@@ -1016,7 +1009,7 @@
               <w:lang w:eastAsia="nl-NL"/>
             </w:rPr>
           </w:pPr>
-          <w:hyperlink w:anchor="_Toc230079320" w:history="1">
+          <w:hyperlink w:anchor="_Toc230165658" w:history="1">
             <w:r>
               <w:rPr>
                 <w:rStyle w:val="Hyperlink"/>
@@ -1046,7 +1039,7 @@
                 <w:noProof/>
                 <w:webHidden/>
               </w:rPr>
-              <w:instrText xml:space="preserve"> PAGEREF _Toc230079320 \h </w:instrText>
+              <w:instrText xml:space="preserve"> PAGEREF _Toc230165658 \h </w:instrText>
             </w:r>
             <w:r>
               <w:rPr>
@@ -1089,7 +1082,7 @@
               <w:lang w:eastAsia="nl-NL"/>
             </w:rPr>
           </w:pPr>
-          <w:hyperlink w:anchor="_Toc230079321" w:history="1">
+          <w:hyperlink w:anchor="_Toc230165659" w:history="1">
             <w:r>
               <w:rPr>
                 <w:rStyle w:val="Hyperlink"/>
@@ -1119,7 +1112,7 @@
                 <w:noProof/>
                 <w:webHidden/>
               </w:rPr>
-              <w:instrText xml:space="preserve"> PAGEREF _Toc230079321 \h </w:instrText>
+              <w:instrText xml:space="preserve"> PAGEREF _Toc230165659 \h </w:instrText>
             </w:r>
             <w:r>
               <w:rPr>
@@ -1162,7 +1155,7 @@
               <w:lang w:eastAsia="nl-NL"/>
             </w:rPr>
           </w:pPr>
-          <w:hyperlink w:anchor="_Toc230079322" w:history="1">
+          <w:hyperlink w:anchor="_Toc230165660" w:history="1">
             <w:r>
               <w:rPr>
                 <w:rStyle w:val="Hyperlink"/>
@@ -1192,7 +1185,7 @@
                 <w:noProof/>
                 <w:webHidden/>
               </w:rPr>
-              <w:instrText xml:space="preserve"> PAGEREF _Toc230079322 \h </w:instrText>
+              <w:instrText xml:space="preserve"> PAGEREF _Toc230165660 \h </w:instrText>
             </w:r>
             <w:r>
               <w:rPr>
@@ -1235,7 +1228,7 @@
               <w:lang w:eastAsia="nl-NL"/>
             </w:rPr>
           </w:pPr>
-          <w:hyperlink w:anchor="_Toc230079323" w:history="1">
+          <w:hyperlink w:anchor="_Toc230165661" w:history="1">
             <w:r>
               <w:rPr>
                 <w:rStyle w:val="Hyperlink"/>
@@ -1265,7 +1258,7 @@
                 <w:noProof/>
                 <w:webHidden/>
               </w:rPr>
-              <w:instrText xml:space="preserve"> PAGEREF _Toc230079323 \h </w:instrText>
+              <w:instrText xml:space="preserve"> PAGEREF _Toc230165661 \h </w:instrText>
             </w:r>
             <w:r>
               <w:rPr>
@@ -1308,7 +1301,7 @@
               <w:lang w:eastAsia="nl-NL"/>
             </w:rPr>
           </w:pPr>
-          <w:hyperlink w:anchor="_Toc230079324" w:history="1">
+          <w:hyperlink w:anchor="_Toc230165662" w:history="1">
             <w:r>
               <w:rPr>
                 <w:rStyle w:val="Hyperlink"/>
@@ -1335,7 +1328,7 @@
                 <w:noProof/>
                 <w:webHidden/>
               </w:rPr>
-              <w:instrText xml:space="preserve"> PAGEREF _Toc230079324 \h </w:instrText>
+              <w:instrText xml:space="preserve"> PAGEREF _Toc230165662 \h </w:instrText>
             </w:r>
             <w:r>
               <w:rPr>
@@ -1378,7 +1371,7 @@
               <w:lang w:eastAsia="nl-NL"/>
             </w:rPr>
           </w:pPr>
-          <w:hyperlink w:anchor="_Toc230079325" w:history="1">
+          <w:hyperlink w:anchor="_Toc230165663" w:history="1">
             <w:r>
               <w:rPr>
                 <w:rStyle w:val="Hyperlink"/>
@@ -1408,7 +1401,7 @@
                 <w:noProof/>
                 <w:webHidden/>
               </w:rPr>
-              <w:instrText xml:space="preserve"> PAGEREF _Toc230079325 \h </w:instrText>
+              <w:instrText xml:space="preserve"> PAGEREF _Toc230165663 \h </w:instrText>
             </w:r>
             <w:r>
               <w:rPr>
@@ -1451,7 +1444,7 @@
               <w:lang w:eastAsia="nl-NL"/>
             </w:rPr>
           </w:pPr>
-          <w:hyperlink w:anchor="_Toc230079326" w:history="1">
+          <w:hyperlink w:anchor="_Toc230165664" w:history="1">
             <w:r>
               <w:rPr>
                 <w:rStyle w:val="Hyperlink"/>
@@ -1481,7 +1474,7 @@
                 <w:noProof/>
                 <w:webHidden/>
               </w:rPr>
-              <w:instrText xml:space="preserve"> PAGEREF _Toc230079326 \h </w:instrText>
+              <w:instrText xml:space="preserve"> PAGEREF _Toc230165664 \h </w:instrText>
             </w:r>
             <w:r>
               <w:rPr>
@@ -1524,7 +1517,7 @@
               <w:lang w:eastAsia="nl-NL"/>
             </w:rPr>
           </w:pPr>
-          <w:hyperlink w:anchor="_Toc230079327" w:history="1">
+          <w:hyperlink w:anchor="_Toc230165665" w:history="1">
             <w:r>
               <w:rPr>
                 <w:rStyle w:val="Hyperlink"/>
@@ -1551,7 +1544,7 @@
                 <w:noProof/>
                 <w:webHidden/>
               </w:rPr>
-              <w:instrText xml:space="preserve"> PAGEREF _Toc230079327 \h </w:instrText>
+              <w:instrText xml:space="preserve"> PAGEREF _Toc230165665 \h </w:instrText>
             </w:r>
             <w:r>
               <w:rPr>
@@ -1594,7 +1587,7 @@
               <w:lang w:eastAsia="nl-NL"/>
             </w:rPr>
           </w:pPr>
-          <w:hyperlink w:anchor="_Toc230079328" w:history="1">
+          <w:hyperlink w:anchor="_Toc230165666" w:history="1">
             <w:r>
               <w:rPr>
                 <w:rStyle w:val="Hyperlink"/>
@@ -1624,7 +1617,7 @@
                 <w:noProof/>
                 <w:webHidden/>
               </w:rPr>
-              <w:instrText xml:space="preserve"> PAGEREF _Toc230079328 \h </w:instrText>
+              <w:instrText xml:space="preserve"> PAGEREF _Toc230165666 \h </w:instrText>
             </w:r>
             <w:r>
               <w:rPr>
@@ -1667,7 +1660,7 @@
               <w:lang w:eastAsia="nl-NL"/>
             </w:rPr>
           </w:pPr>
-          <w:hyperlink w:anchor="_Toc230079329" w:history="1">
+          <w:hyperlink w:anchor="_Toc230165667" w:history="1">
             <w:r>
               <w:rPr>
                 <w:rStyle w:val="Hyperlink"/>
@@ -1697,7 +1690,7 @@
                 <w:noProof/>
                 <w:webHidden/>
               </w:rPr>
-              <w:instrText xml:space="preserve"> PAGEREF _Toc230079329 \h </w:instrText>
+              <w:instrText xml:space="preserve"> PAGEREF _Toc230165667 \h </w:instrText>
             </w:r>
             <w:r>
               <w:rPr>
@@ -1740,7 +1733,7 @@
               <w:lang w:eastAsia="nl-NL"/>
             </w:rPr>
           </w:pPr>
-          <w:hyperlink w:anchor="_Toc230079330" w:history="1">
+          <w:hyperlink w:anchor="_Toc230165668" w:history="1">
             <w:r>
               <w:rPr>
                 <w:rStyle w:val="Hyperlink"/>
@@ -1770,7 +1763,7 @@
                 <w:noProof/>
                 <w:webHidden/>
               </w:rPr>
-              <w:instrText xml:space="preserve"> PAGEREF _Toc230079330 \h </w:instrText>
+              <w:instrText xml:space="preserve"> PAGEREF _Toc230165668 \h </w:instrText>
             </w:r>
             <w:r>
               <w:rPr>
@@ -1813,7 +1806,7 @@
               <w:lang w:eastAsia="nl-NL"/>
             </w:rPr>
           </w:pPr>
-          <w:hyperlink w:anchor="_Toc230079331" w:history="1">
+          <w:hyperlink w:anchor="_Toc230165669" w:history="1">
             <w:r>
               <w:rPr>
                 <w:rStyle w:val="Hyperlink"/>
@@ -1840,7 +1833,7 @@
                 <w:noProof/>
                 <w:webHidden/>
               </w:rPr>
-              <w:instrText xml:space="preserve"> PAGEREF _Toc230079331 \h </w:instrText>
+              <w:instrText xml:space="preserve"> PAGEREF _Toc230165669 \h </w:instrText>
             </w:r>
             <w:r>
               <w:rPr>
@@ -1883,7 +1876,7 @@
               <w:lang w:eastAsia="nl-NL"/>
             </w:rPr>
           </w:pPr>
-          <w:hyperlink w:anchor="_Toc230079332" w:history="1">
+          <w:hyperlink w:anchor="_Toc230165670" w:history="1">
             <w:r>
               <w:rPr>
                 <w:rStyle w:val="Hyperlink"/>
@@ -1910,7 +1903,7 @@
                 <w:noProof/>
                 <w:webHidden/>
               </w:rPr>
-              <w:instrText xml:space="preserve"> PAGEREF _Toc230079332 \h </w:instrText>
+              <w:instrText xml:space="preserve"> PAGEREF _Toc230165670 \h </w:instrText>
             </w:r>
             <w:r>
               <w:rPr>
@@ -1953,7 +1946,7 @@
               <w:lang w:eastAsia="nl-NL"/>
             </w:rPr>
           </w:pPr>
-          <w:hyperlink w:anchor="_Toc230079333" w:history="1">
+          <w:hyperlink w:anchor="_Toc230165671" w:history="1">
             <w:r>
               <w:rPr>
                 <w:rStyle w:val="Hyperlink"/>
@@ -1980,7 +1973,7 @@
                 <w:noProof/>
                 <w:webHidden/>
               </w:rPr>
-              <w:instrText xml:space="preserve"> PAGEREF _Toc230079333 \h </w:instrText>
+              <w:instrText xml:space="preserve"> PAGEREF _Toc230165671 \h </w:instrText>
             </w:r>
             <w:r>
               <w:rPr>
@@ -2023,7 +2016,7 @@
               <w:lang w:eastAsia="nl-NL"/>
             </w:rPr>
           </w:pPr>
-          <w:hyperlink w:anchor="_Toc230079334" w:history="1">
+          <w:hyperlink w:anchor="_Toc230165672" w:history="1">
             <w:r>
               <w:rPr>
                 <w:rStyle w:val="Hyperlink"/>
@@ -2050,7 +2043,7 @@
                 <w:noProof/>
                 <w:webHidden/>
               </w:rPr>
-              <w:instrText xml:space="preserve"> PAGEREF _Toc230079334 \h </w:instrText>
+              <w:instrText xml:space="preserve"> PAGEREF _Toc230165672 \h </w:instrText>
             </w:r>
             <w:r>
               <w:rPr>
@@ -2093,7 +2086,7 @@
               <w:lang w:eastAsia="nl-NL"/>
             </w:rPr>
           </w:pPr>
-          <w:hyperlink w:anchor="_Toc230079335" w:history="1">
+          <w:hyperlink w:anchor="_Toc230165673" w:history="1">
             <w:r>
               <w:rPr>
                 <w:rStyle w:val="Hyperlink"/>
@@ -2120,7 +2113,7 @@
                 <w:noProof/>
                 <w:webHidden/>
               </w:rPr>
-              <w:instrText xml:space="preserve"> PAGEREF _Toc230079335 \h </w:instrText>
+              <w:instrText xml:space="preserve"> PAGEREF _Toc230165673 \h </w:instrText>
             </w:r>
             <w:r>
               <w:rPr>
@@ -2141,6 +2134,76 @@
                 <w:webHidden/>
               </w:rPr>
               <w:t>8</w:t>
+            </w:r>
+            <w:r>
+              <w:rPr>
+                <w:noProof/>
+                <w:webHidden/>
+              </w:rPr>
+              <w:fldChar w:fldCharType="end"/>
+            </w:r>
+          </w:hyperlink>
+        </w:p>
+        <w:p>
+          <w:pPr>
+            <w:pStyle w:val="Inhopg1"/>
+            <w:tabs>
+              <w:tab w:val="right" w:leader="dot" w:pos="9016"/>
+            </w:tabs>
+            <w:rPr>
+              <w:rFonts w:eastAsiaTheme="minorEastAsia"/>
+              <w:noProof/>
+              <w:lang w:eastAsia="nl-NL"/>
+            </w:rPr>
+          </w:pPr>
+          <w:hyperlink w:anchor="_Toc230165674" w:history="1">
+            <w:r>
+              <w:rPr>
+                <w:rStyle w:val="Hyperlink"/>
+                <w:noProof/>
+              </w:rPr>
+              <w:t>Screencast &amp; Link</w:t>
+            </w:r>
+            <w:r>
+              <w:rPr>
+                <w:noProof/>
+                <w:webHidden/>
+              </w:rPr>
+              <w:tab/>
+            </w:r>
+            <w:r>
+              <w:rPr>
+                <w:noProof/>
+                <w:webHidden/>
+              </w:rPr>
+              <w:fldChar w:fldCharType="begin"/>
+            </w:r>
+            <w:r>
+              <w:rPr>
+                <w:noProof/>
+                <w:webHidden/>
+              </w:rPr>
+              <w:instrText xml:space="preserve"> PAGEREF _Toc230165674 \h </w:instrText>
+            </w:r>
+            <w:r>
+              <w:rPr>
+                <w:noProof/>
+                <w:webHidden/>
+              </w:rPr>
+            </w:r>
+            <w:r>
+              <w:rPr>
+                <w:noProof/>
+                <w:webHidden/>
+              </w:rPr>
+              <w:fldChar w:fldCharType="separate"/>
+            </w:r>
+            <w:r>
+              <w:rPr>
+                <w:noProof/>
+                <w:webHidden/>
+              </w:rPr>
+              <w:t>9</w:t>
             </w:r>
             <w:r>
               <w:rPr>
@@ -2177,7 +2240,7 @@
           <w:szCs w:val="60"/>
         </w:rPr>
       </w:pPr>
-      <w:bookmarkStart w:id="2" w:name="_Toc230079319"/>
+      <w:bookmarkStart w:id="2" w:name="_Toc230165657"/>
       <w:r>
         <w:rPr>
           <w:sz w:val="60"/>
@@ -2199,7 +2262,7 @@
           <w:szCs w:val="36"/>
         </w:rPr>
       </w:pPr>
-      <w:bookmarkStart w:id="3" w:name="_Toc230079320"/>
+      <w:bookmarkStart w:id="3" w:name="_Toc230165658"/>
       <w:r>
         <w:rPr>
           <w:rFonts w:ascii="Aptos" w:eastAsia="Aptos" w:hAnsi="Aptos" w:cs="Aptos"/>
@@ -2327,7 +2390,7 @@
           <w:bCs/>
         </w:rPr>
       </w:pPr>
-      <w:bookmarkStart w:id="4" w:name="_Toc230079321"/>
+      <w:bookmarkStart w:id="4" w:name="_Toc230165659"/>
       <w:r>
         <w:rPr>
           <w:rFonts w:ascii="Aptos" w:eastAsia="Aptos" w:hAnsi="Aptos" w:cs="Aptos"/>
@@ -2405,7 +2468,7 @@
           <w:bCs/>
         </w:rPr>
       </w:pPr>
-      <w:bookmarkStart w:id="5" w:name="_Toc230079322"/>
+      <w:bookmarkStart w:id="5" w:name="_Toc230165660"/>
       <w:r>
         <w:rPr>
           <w:rFonts w:ascii="Aptos" w:eastAsia="Aptos" w:hAnsi="Aptos" w:cs="Aptos"/>
@@ -2437,7 +2500,7 @@
           <w:bCs/>
         </w:rPr>
       </w:pPr>
-      <w:bookmarkStart w:id="6" w:name="_Toc230079323"/>
+      <w:bookmarkStart w:id="6" w:name="_Toc230165661"/>
       <w:r>
         <w:rPr>
           <w:rFonts w:ascii="Aptos" w:eastAsia="Aptos" w:hAnsi="Aptos" w:cs="Aptos"/>
@@ -2545,7 +2608,7 @@
           <w:szCs w:val="60"/>
         </w:rPr>
       </w:pPr>
-      <w:bookmarkStart w:id="7" w:name="_Toc230079324"/>
+      <w:bookmarkStart w:id="7" w:name="_Toc230165662"/>
       <w:r>
         <w:rPr>
           <w:sz w:val="60"/>
@@ -2568,7 +2631,7 @@
           <w:szCs w:val="36"/>
         </w:rPr>
       </w:pPr>
-      <w:bookmarkStart w:id="8" w:name="_Toc230079325"/>
+      <w:bookmarkStart w:id="8" w:name="_Toc230165663"/>
       <w:r>
         <w:rPr>
           <w:rFonts w:ascii="Aptos" w:eastAsia="Aptos" w:hAnsi="Aptos" w:cs="Aptos"/>
@@ -2657,7 +2720,7 @@
           <w:szCs w:val="36"/>
         </w:rPr>
       </w:pPr>
-      <w:bookmarkStart w:id="9" w:name="_Toc230079326"/>
+      <w:bookmarkStart w:id="9" w:name="_Toc230165664"/>
       <w:r>
         <w:rPr>
           <w:rFonts w:ascii="Aptos" w:eastAsia="Aptos" w:hAnsi="Aptos" w:cs="Aptos"/>
@@ -2880,7 +2943,7 @@
           <w:noProof/>
         </w:rPr>
         <w:drawing>
-          <wp:anchor distT="0" distB="0" distL="114300" distR="114300" simplePos="0" relativeHeight="251661824" behindDoc="0" locked="0" layoutInCell="1" allowOverlap="1" wp14:anchorId="48EEC08F" wp14:editId="01A2CB75">
+          <wp:anchor distT="0" distB="0" distL="114300" distR="114300" simplePos="0" relativeHeight="251660800" behindDoc="0" locked="0" layoutInCell="1" allowOverlap="1" wp14:anchorId="48EEC08F" wp14:editId="01A2CB75">
             <wp:simplePos x="0" y="0"/>
             <wp:positionH relativeFrom="column">
               <wp:posOffset>-57150</wp:posOffset>
@@ -2950,7 +3013,7 @@
         <w:lastRenderedPageBreak/>
         <w:br/>
       </w:r>
-      <w:bookmarkStart w:id="10" w:name="_Toc230079327"/>
+      <w:bookmarkStart w:id="10" w:name="_Toc230165665"/>
       <w:r>
         <w:t>Opdracht 3</w:t>
       </w:r>
@@ -2967,7 +3030,7 @@
         <w:pStyle w:val="Kop1"/>
         <w:spacing w:before="240" w:after="240"/>
       </w:pPr>
-      <w:bookmarkStart w:id="11" w:name="_Toc230079328"/>
+      <w:bookmarkStart w:id="11" w:name="_Toc230165666"/>
       <w:r>
         <w:rPr>
           <w:rFonts w:ascii="Aptos" w:eastAsia="Aptos" w:hAnsi="Aptos" w:cs="Aptos"/>
@@ -3033,7 +3096,7 @@
           <w:szCs w:val="36"/>
         </w:rPr>
       </w:pPr>
-      <w:bookmarkStart w:id="12" w:name="_Toc230079329"/>
+      <w:bookmarkStart w:id="12" w:name="_Toc230165667"/>
       <w:r>
         <w:rPr>
           <w:rFonts w:ascii="Aptos" w:eastAsia="Aptos" w:hAnsi="Aptos" w:cs="Aptos"/>
@@ -3252,7 +3315,7 @@
         <w:pStyle w:val="Kop2"/>
         <w:spacing w:before="240" w:after="240"/>
       </w:pPr>
-      <w:bookmarkStart w:id="13" w:name="_Toc230079330"/>
+      <w:bookmarkStart w:id="13" w:name="_Toc230165668"/>
       <w:r>
         <w:rPr>
           <w:rFonts w:ascii="Aptos" w:eastAsia="Aptos" w:hAnsi="Aptos" w:cs="Aptos"/>
@@ -3301,7 +3364,7 @@
       </w:r>
     </w:p>
     <w:p>
-      <w:bookmarkStart w:id="14" w:name="_Toc230079331"/>
+      <w:bookmarkStart w:id="14" w:name="_Toc230165669"/>
       <w:r>
         <w:rPr>
           <w:rStyle w:val="Kop2Char"/>
@@ -3447,7 +3510,7 @@
       <w:pPr>
         <w:pStyle w:val="Kop2"/>
       </w:pPr>
-      <w:bookmarkStart w:id="15" w:name="_Toc230079332"/>
+      <w:bookmarkStart w:id="15" w:name="_Toc230165670"/>
       <w:r>
         <w:rPr>
           <w:rStyle w:val="Kop1Char"/>
@@ -3575,14 +3638,14 @@
           <w:rStyle w:val="Kop1Char"/>
         </w:rPr>
       </w:pPr>
-      <w:bookmarkStart w:id="16" w:name="_Toc230079333"/>
+      <w:bookmarkStart w:id="16" w:name="_Toc230165671"/>
       <w:r>
         <w:rPr>
           <w:noProof/>
         </w:rPr>
         <w:lastRenderedPageBreak/>
         <w:drawing>
-          <wp:anchor distT="0" distB="0" distL="114300" distR="114300" simplePos="0" relativeHeight="251658752" behindDoc="0" locked="0" layoutInCell="1" allowOverlap="1" wp14:anchorId="59FD517D" wp14:editId="697B9089">
+          <wp:anchor distT="0" distB="0" distL="114300" distR="114300" simplePos="0" relativeHeight="251657728" behindDoc="0" locked="0" layoutInCell="1" allowOverlap="1" wp14:anchorId="59FD517D" wp14:editId="697B9089">
             <wp:simplePos x="0" y="0"/>
             <wp:positionH relativeFrom="margin">
               <wp:align>left</wp:align>
@@ -3709,7 +3772,7 @@
       <w:r>
         <w:br/>
       </w:r>
-      <w:bookmarkStart w:id="17" w:name="_Toc230079334"/>
+      <w:bookmarkStart w:id="17" w:name="_Toc230165672"/>
       <w:r>
         <w:rPr>
           <w:rStyle w:val="Kop1Char"/>
@@ -3762,7 +3825,7 @@
     </w:p>
     <w:p>
       <w:r>
-        <w:t xml:space="preserve">Ik heb al mijn Figma-bestand, screenshots en Word-documenten bewaard in een duidelijke </w:t>
+        <w:t xml:space="preserve">Ik heb al mijn bestanden, zoals mijn Figma-bestand, screenshots en Word-documenten, opgeslagen in een duidelijke </w:t>
       </w:r>
       <w:proofErr w:type="spellStart"/>
       <w:r>
@@ -3770,12 +3833,12 @@
       </w:r>
       <w:proofErr w:type="spellEnd"/>
       <w:r>
-        <w:t xml:space="preserve"> op mijn laptop. In deze mappen staan ook alle opdrachten die ik heb gemaakt tijdens het project.</w:t>
-      </w:r>
-    </w:p>
-    <w:p>
-      <w:r>
-        <w:t xml:space="preserve">Daarnaast heb ik ervoor gekozen om het volledige project te uploaden naar GitHub. Hierdoor staan mijn bestanden ook veilig opgeslagen in de </w:t>
+        <w:t xml:space="preserve"> op mijn laptop. In deze mappen staan ook alle opdrachten die ik heb gemaakt tijdens dit project.</w:t>
+      </w:r>
+    </w:p>
+    <w:p>
+      <w:r>
+        <w:t xml:space="preserve">Daarnaast heb ik ervoor gekozen om het hele project te uploaden naar GitHub. Hierdoor zijn mijn bestanden ook veilig opgeslagen in de </w:t>
       </w:r>
       <w:proofErr w:type="spellStart"/>
       <w:r>
@@ -3783,7 +3846,15 @@
       </w:r>
       <w:proofErr w:type="spellEnd"/>
       <w:r>
-        <w:t>. Als mijn computer of laptop niet meer werkt, raak ik mijn bestanden dus niet kwijt.</w:t>
+        <w:t>. Als mijn laptop het ooit niet meer doet, raak ik mijn werk dus niet kwijt. Mijn GitHub-</w:t>
+      </w:r>
+      <w:proofErr w:type="spellStart"/>
+      <w:r>
+        <w:t>repository</w:t>
+      </w:r>
+      <w:proofErr w:type="spellEnd"/>
+      <w:r>
+        <w:t xml:space="preserve"> staat op privé, zodat anderen geen toegang hebben tot mijn bestanden.</w:t>
       </w:r>
     </w:p>
     <w:p>
@@ -3800,11 +3871,97 @@
       </w:r>
     </w:p>
     <w:p>
+      <w:r>
+        <w:rPr>
+          <w:noProof/>
+        </w:rPr>
+        <w:lastRenderedPageBreak/>
+        <w:drawing>
+          <wp:inline distT="0" distB="0" distL="0" distR="0" wp14:anchorId="63848044" wp14:editId="1252665D">
+            <wp:extent cx="5731510" cy="3143250"/>
+            <wp:effectExtent l="0" t="0" r="2540" b="0"/>
+            <wp:docPr id="553775044" name="Afbeelding 1"/>
+            <wp:cNvGraphicFramePr>
+              <a:graphicFrameLocks xmlns:a="http://schemas.openxmlformats.org/drawingml/2006/main" noChangeAspect="1"/>
+            </wp:cNvGraphicFramePr>
+            <a:graphic xmlns:a="http://schemas.openxmlformats.org/drawingml/2006/main">
+              <a:graphicData uri="http://schemas.openxmlformats.org/drawingml/2006/picture">
+                <pic:pic xmlns:pic="http://schemas.openxmlformats.org/drawingml/2006/picture">
+                  <pic:nvPicPr>
+                    <pic:cNvPr id="553775044" name=""/>
+                    <pic:cNvPicPr/>
+                  </pic:nvPicPr>
+                  <pic:blipFill>
+                    <a:blip r:embed="rId23"/>
+                    <a:stretch>
+                      <a:fillRect/>
+                    </a:stretch>
+                  </pic:blipFill>
+                  <pic:spPr>
+                    <a:xfrm>
+                      <a:off x="0" y="0"/>
+                      <a:ext cx="5731510" cy="3143250"/>
+                    </a:xfrm>
+                    <a:prstGeom prst="rect">
+                      <a:avLst/>
+                    </a:prstGeom>
+                  </pic:spPr>
+                </pic:pic>
+              </a:graphicData>
+            </a:graphic>
+          </wp:inline>
+        </w:drawing>
+      </w:r>
+    </w:p>
+    <w:p>
+      <w:r>
+        <w:rPr>
+          <w:noProof/>
+        </w:rPr>
+        <w:drawing>
+          <wp:inline distT="0" distB="0" distL="0" distR="0" wp14:anchorId="66929862" wp14:editId="670B9CBE">
+            <wp:extent cx="5731510" cy="2021205"/>
+            <wp:effectExtent l="0" t="0" r="2540" b="0"/>
+            <wp:docPr id="1146609960" name="Afbeelding 1"/>
+            <wp:cNvGraphicFramePr>
+              <a:graphicFrameLocks xmlns:a="http://schemas.openxmlformats.org/drawingml/2006/main" noChangeAspect="1"/>
+            </wp:cNvGraphicFramePr>
+            <a:graphic xmlns:a="http://schemas.openxmlformats.org/drawingml/2006/main">
+              <a:graphicData uri="http://schemas.openxmlformats.org/drawingml/2006/picture">
+                <pic:pic xmlns:pic="http://schemas.openxmlformats.org/drawingml/2006/picture">
+                  <pic:nvPicPr>
+                    <pic:cNvPr id="1146609960" name=""/>
+                    <pic:cNvPicPr/>
+                  </pic:nvPicPr>
+                  <pic:blipFill>
+                    <a:blip r:embed="rId24"/>
+                    <a:stretch>
+                      <a:fillRect/>
+                    </a:stretch>
+                  </pic:blipFill>
+                  <pic:spPr>
+                    <a:xfrm>
+                      <a:off x="0" y="0"/>
+                      <a:ext cx="5731510" cy="2021205"/>
+                    </a:xfrm>
+                    <a:prstGeom prst="rect">
+                      <a:avLst/>
+                    </a:prstGeom>
+                  </pic:spPr>
+                </pic:pic>
+              </a:graphicData>
+            </a:graphic>
+          </wp:inline>
+        </w:drawing>
+      </w:r>
+    </w:p>
+    <w:p>
       <w:pPr>
         <w:rPr>
           <w:rStyle w:val="Kop2Char"/>
         </w:rPr>
       </w:pPr>
+      <w:bookmarkStart w:id="18" w:name="_Toc230165673"/>
       <w:r>
         <w:rPr>
           <w:rStyle w:val="Kop2Char"/>
@@ -3818,30 +3975,56 @@
         </w:rPr>
         <w:t>Layers</w:t>
       </w:r>
+      <w:bookmarkEnd w:id="18"/>
       <w:proofErr w:type="spellEnd"/>
     </w:p>
     <w:p>
       <w:r>
-        <w:t>Ik heb al mijn huidige documenten opgeslagen op GitHub en in de File Explorer. Alle bestanden hebben duidelijke namen gekregen die passen bij de opdracht waaraan ik werk, zodat alles overzichtelijk en makkelijk terug te vinden is.</w:t>
-      </w:r>
-    </w:p>
-    <w:p>
+        <w:t xml:space="preserve">Ik heb al mijn bestanden opgeslagen op GitHub en in de File Explorer. Alle bestanden hebben duidelijke namen gekregen die passen bij de opdracht, zodat ik alles makkelijk terug kan vinden. Bijvoorbeeld: mijn Figma-bestand heet "Figma project </w:t>
+      </w:r>
+      <w:proofErr w:type="spellStart"/>
+      <w:r>
+        <w:t>Garanti.fig</w:t>
+      </w:r>
+      <w:proofErr w:type="spellEnd"/>
+      <w:r>
+        <w:t>" en mijn Word-document heet "Keuzedeel Digitale Vaardigheden Dumitru". Zo weet ik meteen wat een bestand is zonder het te hoeven openen.</w:t>
+      </w:r>
+    </w:p>
+    <w:p>
+      <w:r>
+        <w:t>Bij de metadata heb ik ook gelet op een paar dingen. Mijn screenshots hebben automatisch een aanmaakdatum in de bestandsnaam gekregen, zodat ik weet wanneer ze zijn gemaakt. Bij mijn Figma-bestand staat mijn naam als auteur gekoppeld via mijn account.</w:t>
+      </w:r>
+    </w:p>
+    <w:p>
+      <w:r>
+        <w:t xml:space="preserve">Bij mijn Figma-ontwerp heb ik overzichtelijke </w:t>
+      </w:r>
+      <w:proofErr w:type="spellStart"/>
+      <w:r>
+        <w:t>layers</w:t>
+      </w:r>
+      <w:proofErr w:type="spellEnd"/>
+      <w:r>
+        <w:t xml:space="preserve"> gebruikt. Alle lagen die zichtbaar zijn in het project worden ook echt gebruikt in het eindresultaat. Er zijn geen dubbele of ongebruikte onderdelen in het ontwerp.</w:t>
+      </w:r>
+      <w:r>
+        <w:br/>
+      </w:r>
+      <w:r>
+        <w:br/>
+      </w:r>
       <w:r>
         <w:lastRenderedPageBreak/>
-        <w:t>Ik heb mijn documenten, ontwerpen en screenshots allemaal een passende naam gegeven. De foto’s die ik heb gebruikt voor mijn documentatie heb ik ook zorgvuldig opgeslagen in een aparte map binnen mijn projectmap. Daarnaast heb ik mijn documentatie en screencast eveneens bewaard en toegevoegd aan mijn GitHub-project.</w:t>
-      </w:r>
-    </w:p>
-    <w:p>
-      <w:r>
-        <w:t xml:space="preserve">Bij mijn Figma-ontwerp heb ik veel verschillende onderdelen gebruikt. Dit is hieronder te zien in de screenshot van de </w:t>
+        <w:t xml:space="preserve">(PS momenteel mis ik de screencast in de screenshot maar dat is uiteindelijk </w:t>
       </w:r>
       <w:proofErr w:type="spellStart"/>
       <w:r>
-        <w:t>layers</w:t>
+        <w:t>toegevoeged</w:t>
       </w:r>
       <w:proofErr w:type="spellEnd"/>
       <w:r>
-        <w:t>. Alle lagen die zichtbaar zijn in het project worden gebruikt voor het eindresultaat. Er staan geen dubbele of ongebruikte onderdelen in het ontwerp.</w:t>
+        <w:t xml:space="preserve"> in de mappen ook)</w:t>
       </w:r>
     </w:p>
     <w:p>
@@ -3871,7 +4054,7 @@
                     <pic:cNvPicPr/>
                   </pic:nvPicPr>
                   <pic:blipFill>
-                    <a:blip r:embed="rId23">
+                    <a:blip r:embed="rId25">
                       <a:extLst>
                         <a:ext uri="{28A0092B-C50C-407E-A947-70E740481C1C}">
                           <a14:useLocalDpi xmlns:a14="http://schemas.microsoft.com/office/drawing/2010/main"/>
@@ -3902,12 +4085,14 @@
       <w:pPr>
         <w:pStyle w:val="Kop1"/>
       </w:pPr>
+      <w:bookmarkStart w:id="19" w:name="_Toc230165674"/>
       <w:r>
         <w:t>Screencast</w:t>
       </w:r>
       <w:r>
         <w:t xml:space="preserve"> &amp; Link</w:t>
       </w:r>
+      <w:bookmarkEnd w:id="19"/>
     </w:p>
     <w:p>
       <w:r>
@@ -3927,20 +4112,12 @@
       </w:r>
       <w:r>
         <w:br/>
-        <w:t xml:space="preserve">Link naar het </w:t>
-      </w:r>
-      <w:proofErr w:type="gramStart"/>
-      <w:r>
-        <w:t>project</w:t>
-      </w:r>
-      <w:r>
-        <w:t xml:space="preserve">  -</w:t>
-      </w:r>
-      <w:proofErr w:type="gramEnd"/>
-      <w:r>
-        <w:t xml:space="preserve">&gt;= </w:t>
-      </w:r>
-      <w:hyperlink r:id="rId24" w:history="1">
+        <w:t>Link naar het project</w:t>
+      </w:r>
+      <w:r>
+        <w:t xml:space="preserve">  -&gt;= </w:t>
+      </w:r>
+      <w:hyperlink r:id="rId26" w:history="1">
         <w:r>
           <w:rPr>
             <w:rStyle w:val="Hyperlink"/>
